--- a/notes_17May2023.docx
+++ b/notes_17May2023.docx
@@ -10740,1564 +10740,6 @@
           <w:lang w:eastAsia="en-IN"/>
         </w:rPr>
         <w:t>div</w:t>
-      </w:r>
-      <w:r>
-        <w:rPr>
-          <w:rFonts w:ascii="Consolas" w:eastAsia="Times New Roman" w:hAnsi="Consolas" w:cs="Times New Roman"/>
-          <w:color w:val="808080"/>
-          <w:sz w:val="33"/>
-          <w:szCs w:val="33"/>
-          <w:lang w:eastAsia="en-IN"/>
-        </w:rPr>
-        <w:t>&gt;</w:t>
-      </w:r>
-    </w:p>
-    <w:p>
-      <w:pPr>
-        <w:shd w:val="clear" w:color="auto" w:fill="1E1E1E"/>
-        <w:spacing w:after="0" w:line="450" w:lineRule="atLeast"/>
-        <w:rPr>
-          <w:rFonts w:ascii="Consolas" w:eastAsia="Times New Roman" w:hAnsi="Consolas" w:cs="Times New Roman"/>
-          <w:color w:val="D4D4D4"/>
-          <w:sz w:val="33"/>
-          <w:szCs w:val="33"/>
-          <w:lang w:eastAsia="en-IN"/>
-        </w:rPr>
-      </w:pPr>
-      <w:r>
-        <w:rPr>
-          <w:rFonts w:ascii="Consolas" w:eastAsia="Times New Roman" w:hAnsi="Consolas" w:cs="Times New Roman"/>
-          <w:color w:val="808080"/>
-          <w:sz w:val="33"/>
-          <w:szCs w:val="33"/>
-          <w:lang w:eastAsia="en-IN"/>
-        </w:rPr>
-        <w:t>&lt;/</w:t>
-      </w:r>
-      <w:r>
-        <w:rPr>
-          <w:rFonts w:ascii="Consolas" w:eastAsia="Times New Roman" w:hAnsi="Consolas" w:cs="Times New Roman"/>
-          <w:color w:val="569CD6"/>
-          <w:sz w:val="33"/>
-          <w:szCs w:val="33"/>
-          <w:lang w:eastAsia="en-IN"/>
-        </w:rPr>
-        <w:t>body</w:t>
-      </w:r>
-      <w:r>
-        <w:rPr>
-          <w:rFonts w:ascii="Consolas" w:eastAsia="Times New Roman" w:hAnsi="Consolas" w:cs="Times New Roman"/>
-          <w:color w:val="808080"/>
-          <w:sz w:val="33"/>
-          <w:szCs w:val="33"/>
-          <w:lang w:eastAsia="en-IN"/>
-        </w:rPr>
-        <w:t>&gt;</w:t>
-      </w:r>
-    </w:p>
-    <w:p>
-      <w:pPr>
-        <w:shd w:val="clear" w:color="auto" w:fill="1E1E1E"/>
-        <w:spacing w:after="0" w:line="450" w:lineRule="atLeast"/>
-        <w:rPr>
-          <w:rFonts w:ascii="Consolas" w:eastAsia="Times New Roman" w:hAnsi="Consolas" w:cs="Times New Roman"/>
-          <w:color w:val="D4D4D4"/>
-          <w:sz w:val="33"/>
-          <w:szCs w:val="33"/>
-          <w:lang w:eastAsia="en-IN"/>
-        </w:rPr>
-      </w:pPr>
-      <w:r>
-        <w:rPr>
-          <w:rFonts w:ascii="Consolas" w:eastAsia="Times New Roman" w:hAnsi="Consolas" w:cs="Times New Roman"/>
-          <w:color w:val="808080"/>
-          <w:sz w:val="33"/>
-          <w:szCs w:val="33"/>
-          <w:lang w:eastAsia="en-IN"/>
-        </w:rPr>
-        <w:t>&lt;/</w:t>
-      </w:r>
-      <w:r>
-        <w:rPr>
-          <w:rFonts w:ascii="Consolas" w:eastAsia="Times New Roman" w:hAnsi="Consolas" w:cs="Times New Roman"/>
-          <w:color w:val="569CD6"/>
-          <w:sz w:val="33"/>
-          <w:szCs w:val="33"/>
-          <w:lang w:eastAsia="en-IN"/>
-        </w:rPr>
-        <w:t>html</w:t>
-      </w:r>
-      <w:r>
-        <w:rPr>
-          <w:rFonts w:ascii="Consolas" w:eastAsia="Times New Roman" w:hAnsi="Consolas" w:cs="Times New Roman"/>
-          <w:color w:val="808080"/>
-          <w:sz w:val="33"/>
-          <w:szCs w:val="33"/>
-          <w:lang w:eastAsia="en-IN"/>
-        </w:rPr>
-        <w:t>&gt;</w:t>
-      </w:r>
-    </w:p>
-    <w:p>
-      <w:pPr>
-        <w:pBdr>
-          <w:bottom w:val="single" w:sz="6" w:space="1" w:color="auto"/>
-        </w:pBdr>
-        <w:rPr>
-          <w:lang w:val="en-US"/>
-        </w:rPr>
-      </w:pPr>
-    </w:p>
-    <w:p>
-      <w:pPr>
-        <w:shd w:val="clear" w:color="auto" w:fill="1E1E1E"/>
-        <w:spacing w:after="0" w:line="450" w:lineRule="atLeast"/>
-        <w:rPr>
-          <w:rFonts w:ascii="Consolas" w:eastAsia="Times New Roman" w:hAnsi="Consolas" w:cs="Times New Roman"/>
-          <w:color w:val="D4D4D4"/>
-          <w:sz w:val="33"/>
-          <w:szCs w:val="33"/>
-          <w:lang w:eastAsia="en-IN"/>
-        </w:rPr>
-      </w:pPr>
-      <w:r>
-        <w:rPr>
-          <w:rFonts w:ascii="Consolas" w:eastAsia="Times New Roman" w:hAnsi="Consolas" w:cs="Times New Roman"/>
-          <w:color w:val="808080"/>
-          <w:sz w:val="33"/>
-          <w:szCs w:val="33"/>
-          <w:lang w:eastAsia="en-IN"/>
-        </w:rPr>
-        <w:t>&lt;!</w:t>
-      </w:r>
-      <w:r>
-        <w:rPr>
-          <w:rFonts w:ascii="Consolas" w:eastAsia="Times New Roman" w:hAnsi="Consolas" w:cs="Times New Roman"/>
-          <w:color w:val="569CD6"/>
-          <w:sz w:val="33"/>
-          <w:szCs w:val="33"/>
-          <w:lang w:eastAsia="en-IN"/>
-        </w:rPr>
-        <w:t>DOCTYPE</w:t>
-      </w:r>
-      <w:r>
-        <w:rPr>
-          <w:rFonts w:ascii="Consolas" w:eastAsia="Times New Roman" w:hAnsi="Consolas" w:cs="Times New Roman"/>
-          <w:color w:val="D4D4D4"/>
-          <w:sz w:val="33"/>
-          <w:szCs w:val="33"/>
-          <w:lang w:eastAsia="en-IN"/>
-        </w:rPr>
-        <w:t xml:space="preserve"> </w:t>
-      </w:r>
-      <w:r>
-        <w:rPr>
-          <w:rFonts w:ascii="Consolas" w:eastAsia="Times New Roman" w:hAnsi="Consolas" w:cs="Times New Roman"/>
-          <w:color w:val="9CDCFE"/>
-          <w:sz w:val="33"/>
-          <w:szCs w:val="33"/>
-          <w:lang w:eastAsia="en-IN"/>
-        </w:rPr>
-        <w:t>html</w:t>
-      </w:r>
-      <w:r>
-        <w:rPr>
-          <w:rFonts w:ascii="Consolas" w:eastAsia="Times New Roman" w:hAnsi="Consolas" w:cs="Times New Roman"/>
-          <w:color w:val="808080"/>
-          <w:sz w:val="33"/>
-          <w:szCs w:val="33"/>
-          <w:lang w:eastAsia="en-IN"/>
-        </w:rPr>
-        <w:t>&gt;</w:t>
-      </w:r>
-    </w:p>
-    <w:p>
-      <w:pPr>
-        <w:shd w:val="clear" w:color="auto" w:fill="1E1E1E"/>
-        <w:spacing w:after="0" w:line="450" w:lineRule="atLeast"/>
-        <w:rPr>
-          <w:rFonts w:ascii="Consolas" w:eastAsia="Times New Roman" w:hAnsi="Consolas" w:cs="Times New Roman"/>
-          <w:color w:val="D4D4D4"/>
-          <w:sz w:val="33"/>
-          <w:szCs w:val="33"/>
-          <w:lang w:eastAsia="en-IN"/>
-        </w:rPr>
-      </w:pPr>
-      <w:r>
-        <w:rPr>
-          <w:rFonts w:ascii="Consolas" w:eastAsia="Times New Roman" w:hAnsi="Consolas" w:cs="Times New Roman"/>
-          <w:color w:val="808080"/>
-          <w:sz w:val="33"/>
-          <w:szCs w:val="33"/>
-          <w:lang w:eastAsia="en-IN"/>
-        </w:rPr>
-        <w:t>&lt;</w:t>
-      </w:r>
-      <w:r>
-        <w:rPr>
-          <w:rFonts w:ascii="Consolas" w:eastAsia="Times New Roman" w:hAnsi="Consolas" w:cs="Times New Roman"/>
-          <w:color w:val="569CD6"/>
-          <w:sz w:val="33"/>
-          <w:szCs w:val="33"/>
-          <w:lang w:eastAsia="en-IN"/>
-        </w:rPr>
-        <w:t>html</w:t>
-      </w:r>
-      <w:r>
-        <w:rPr>
-          <w:rFonts w:ascii="Consolas" w:eastAsia="Times New Roman" w:hAnsi="Consolas" w:cs="Times New Roman"/>
-          <w:color w:val="D4D4D4"/>
-          <w:sz w:val="33"/>
-          <w:szCs w:val="33"/>
-          <w:lang w:eastAsia="en-IN"/>
-        </w:rPr>
-        <w:t xml:space="preserve"> </w:t>
-      </w:r>
-      <w:r>
-        <w:rPr>
-          <w:rFonts w:ascii="Consolas" w:eastAsia="Times New Roman" w:hAnsi="Consolas" w:cs="Times New Roman"/>
-          <w:color w:val="9CDCFE"/>
-          <w:sz w:val="33"/>
-          <w:szCs w:val="33"/>
-          <w:lang w:eastAsia="en-IN"/>
-        </w:rPr>
-        <w:t>lang</w:t>
-      </w:r>
-      <w:r>
-        <w:rPr>
-          <w:rFonts w:ascii="Consolas" w:eastAsia="Times New Roman" w:hAnsi="Consolas" w:cs="Times New Roman"/>
-          <w:color w:val="D4D4D4"/>
-          <w:sz w:val="33"/>
-          <w:szCs w:val="33"/>
-          <w:lang w:eastAsia="en-IN"/>
-        </w:rPr>
-        <w:t>=</w:t>
-      </w:r>
-      <w:r>
-        <w:rPr>
-          <w:rFonts w:ascii="Consolas" w:eastAsia="Times New Roman" w:hAnsi="Consolas" w:cs="Times New Roman"/>
-          <w:color w:val="CE9178"/>
-          <w:sz w:val="33"/>
-          <w:szCs w:val="33"/>
-          <w:lang w:eastAsia="en-IN"/>
-        </w:rPr>
-        <w:t>"</w:t>
-      </w:r>
-      <w:proofErr w:type="spellStart"/>
-      <w:r>
-        <w:rPr>
-          <w:rFonts w:ascii="Consolas" w:eastAsia="Times New Roman" w:hAnsi="Consolas" w:cs="Times New Roman"/>
-          <w:color w:val="CE9178"/>
-          <w:sz w:val="33"/>
-          <w:szCs w:val="33"/>
-          <w:lang w:eastAsia="en-IN"/>
-        </w:rPr>
-        <w:t>en</w:t>
-      </w:r>
-      <w:proofErr w:type="spellEnd"/>
-      <w:r>
-        <w:rPr>
-          <w:rFonts w:ascii="Consolas" w:eastAsia="Times New Roman" w:hAnsi="Consolas" w:cs="Times New Roman"/>
-          <w:color w:val="CE9178"/>
-          <w:sz w:val="33"/>
-          <w:szCs w:val="33"/>
-          <w:lang w:eastAsia="en-IN"/>
-        </w:rPr>
-        <w:t>"</w:t>
-      </w:r>
-      <w:r>
-        <w:rPr>
-          <w:rFonts w:ascii="Consolas" w:eastAsia="Times New Roman" w:hAnsi="Consolas" w:cs="Times New Roman"/>
-          <w:color w:val="808080"/>
-          <w:sz w:val="33"/>
-          <w:szCs w:val="33"/>
-          <w:lang w:eastAsia="en-IN"/>
-        </w:rPr>
-        <w:t>&gt;</w:t>
-      </w:r>
-    </w:p>
-    <w:p>
-      <w:pPr>
-        <w:shd w:val="clear" w:color="auto" w:fill="1E1E1E"/>
-        <w:spacing w:after="0" w:line="450" w:lineRule="atLeast"/>
-        <w:rPr>
-          <w:rFonts w:ascii="Consolas" w:eastAsia="Times New Roman" w:hAnsi="Consolas" w:cs="Times New Roman"/>
-          <w:color w:val="D4D4D4"/>
-          <w:sz w:val="33"/>
-          <w:szCs w:val="33"/>
-          <w:lang w:eastAsia="en-IN"/>
-        </w:rPr>
-      </w:pPr>
-      <w:r>
-        <w:rPr>
-          <w:rFonts w:ascii="Consolas" w:eastAsia="Times New Roman" w:hAnsi="Consolas" w:cs="Times New Roman"/>
-          <w:color w:val="808080"/>
-          <w:sz w:val="33"/>
-          <w:szCs w:val="33"/>
-          <w:lang w:eastAsia="en-IN"/>
-        </w:rPr>
-        <w:t>&lt;</w:t>
-      </w:r>
-      <w:r>
-        <w:rPr>
-          <w:rFonts w:ascii="Consolas" w:eastAsia="Times New Roman" w:hAnsi="Consolas" w:cs="Times New Roman"/>
-          <w:color w:val="569CD6"/>
-          <w:sz w:val="33"/>
-          <w:szCs w:val="33"/>
-          <w:lang w:eastAsia="en-IN"/>
-        </w:rPr>
-        <w:t>head</w:t>
-      </w:r>
-      <w:r>
-        <w:rPr>
-          <w:rFonts w:ascii="Consolas" w:eastAsia="Times New Roman" w:hAnsi="Consolas" w:cs="Times New Roman"/>
-          <w:color w:val="808080"/>
-          <w:sz w:val="33"/>
-          <w:szCs w:val="33"/>
-          <w:lang w:eastAsia="en-IN"/>
-        </w:rPr>
-        <w:t>&gt;</w:t>
-      </w:r>
-    </w:p>
-    <w:p>
-      <w:pPr>
-        <w:shd w:val="clear" w:color="auto" w:fill="1E1E1E"/>
-        <w:spacing w:after="0" w:line="450" w:lineRule="atLeast"/>
-        <w:rPr>
-          <w:rFonts w:ascii="Consolas" w:eastAsia="Times New Roman" w:hAnsi="Consolas" w:cs="Times New Roman"/>
-          <w:color w:val="D4D4D4"/>
-          <w:sz w:val="33"/>
-          <w:szCs w:val="33"/>
-          <w:lang w:eastAsia="en-IN"/>
-        </w:rPr>
-      </w:pPr>
-      <w:r>
-        <w:rPr>
-          <w:rFonts w:ascii="Consolas" w:eastAsia="Times New Roman" w:hAnsi="Consolas" w:cs="Times New Roman"/>
-          <w:color w:val="D4D4D4"/>
-          <w:sz w:val="33"/>
-          <w:szCs w:val="33"/>
-          <w:lang w:eastAsia="en-IN"/>
-        </w:rPr>
-        <w:t xml:space="preserve">    </w:t>
-      </w:r>
-      <w:r>
-        <w:rPr>
-          <w:rFonts w:ascii="Consolas" w:eastAsia="Times New Roman" w:hAnsi="Consolas" w:cs="Times New Roman"/>
-          <w:color w:val="808080"/>
-          <w:sz w:val="33"/>
-          <w:szCs w:val="33"/>
-          <w:lang w:eastAsia="en-IN"/>
-        </w:rPr>
-        <w:t>&lt;</w:t>
-      </w:r>
-      <w:r>
-        <w:rPr>
-          <w:rFonts w:ascii="Consolas" w:eastAsia="Times New Roman" w:hAnsi="Consolas" w:cs="Times New Roman"/>
-          <w:color w:val="569CD6"/>
-          <w:sz w:val="33"/>
-          <w:szCs w:val="33"/>
-          <w:lang w:eastAsia="en-IN"/>
-        </w:rPr>
-        <w:t>meta</w:t>
-      </w:r>
-      <w:r>
-        <w:rPr>
-          <w:rFonts w:ascii="Consolas" w:eastAsia="Times New Roman" w:hAnsi="Consolas" w:cs="Times New Roman"/>
-          <w:color w:val="D4D4D4"/>
-          <w:sz w:val="33"/>
-          <w:szCs w:val="33"/>
-          <w:lang w:eastAsia="en-IN"/>
-        </w:rPr>
-        <w:t xml:space="preserve"> </w:t>
-      </w:r>
-      <w:r>
-        <w:rPr>
-          <w:rFonts w:ascii="Consolas" w:eastAsia="Times New Roman" w:hAnsi="Consolas" w:cs="Times New Roman"/>
-          <w:color w:val="9CDCFE"/>
-          <w:sz w:val="33"/>
-          <w:szCs w:val="33"/>
-          <w:lang w:eastAsia="en-IN"/>
-        </w:rPr>
-        <w:t>charset</w:t>
-      </w:r>
-      <w:r>
-        <w:rPr>
-          <w:rFonts w:ascii="Consolas" w:eastAsia="Times New Roman" w:hAnsi="Consolas" w:cs="Times New Roman"/>
-          <w:color w:val="D4D4D4"/>
-          <w:sz w:val="33"/>
-          <w:szCs w:val="33"/>
-          <w:lang w:eastAsia="en-IN"/>
-        </w:rPr>
-        <w:t>=</w:t>
-      </w:r>
-      <w:r>
-        <w:rPr>
-          <w:rFonts w:ascii="Consolas" w:eastAsia="Times New Roman" w:hAnsi="Consolas" w:cs="Times New Roman"/>
-          <w:color w:val="CE9178"/>
-          <w:sz w:val="33"/>
-          <w:szCs w:val="33"/>
-          <w:lang w:eastAsia="en-IN"/>
-        </w:rPr>
-        <w:t>"UTF-8"</w:t>
-      </w:r>
-      <w:r>
-        <w:rPr>
-          <w:rFonts w:ascii="Consolas" w:eastAsia="Times New Roman" w:hAnsi="Consolas" w:cs="Times New Roman"/>
-          <w:color w:val="808080"/>
-          <w:sz w:val="33"/>
-          <w:szCs w:val="33"/>
-          <w:lang w:eastAsia="en-IN"/>
-        </w:rPr>
-        <w:t>&gt;</w:t>
-      </w:r>
-    </w:p>
-    <w:p>
-      <w:pPr>
-        <w:shd w:val="clear" w:color="auto" w:fill="1E1E1E"/>
-        <w:spacing w:after="0" w:line="450" w:lineRule="atLeast"/>
-        <w:rPr>
-          <w:rFonts w:ascii="Consolas" w:eastAsia="Times New Roman" w:hAnsi="Consolas" w:cs="Times New Roman"/>
-          <w:color w:val="D4D4D4"/>
-          <w:sz w:val="33"/>
-          <w:szCs w:val="33"/>
-          <w:lang w:eastAsia="en-IN"/>
-        </w:rPr>
-      </w:pPr>
-      <w:r>
-        <w:rPr>
-          <w:rFonts w:ascii="Consolas" w:eastAsia="Times New Roman" w:hAnsi="Consolas" w:cs="Times New Roman"/>
-          <w:color w:val="D4D4D4"/>
-          <w:sz w:val="33"/>
-          <w:szCs w:val="33"/>
-          <w:lang w:eastAsia="en-IN"/>
-        </w:rPr>
-        <w:t xml:space="preserve">    </w:t>
-      </w:r>
-      <w:r>
-        <w:rPr>
-          <w:rFonts w:ascii="Consolas" w:eastAsia="Times New Roman" w:hAnsi="Consolas" w:cs="Times New Roman"/>
-          <w:color w:val="808080"/>
-          <w:sz w:val="33"/>
-          <w:szCs w:val="33"/>
-          <w:lang w:eastAsia="en-IN"/>
-        </w:rPr>
-        <w:t>&lt;</w:t>
-      </w:r>
-      <w:r>
-        <w:rPr>
-          <w:rFonts w:ascii="Consolas" w:eastAsia="Times New Roman" w:hAnsi="Consolas" w:cs="Times New Roman"/>
-          <w:color w:val="569CD6"/>
-          <w:sz w:val="33"/>
-          <w:szCs w:val="33"/>
-          <w:lang w:eastAsia="en-IN"/>
-        </w:rPr>
-        <w:t>meta</w:t>
-      </w:r>
-      <w:r>
-        <w:rPr>
-          <w:rFonts w:ascii="Consolas" w:eastAsia="Times New Roman" w:hAnsi="Consolas" w:cs="Times New Roman"/>
-          <w:color w:val="D4D4D4"/>
-          <w:sz w:val="33"/>
-          <w:szCs w:val="33"/>
-          <w:lang w:eastAsia="en-IN"/>
-        </w:rPr>
-        <w:t xml:space="preserve"> </w:t>
-      </w:r>
-      <w:r>
-        <w:rPr>
-          <w:rFonts w:ascii="Consolas" w:eastAsia="Times New Roman" w:hAnsi="Consolas" w:cs="Times New Roman"/>
-          <w:color w:val="9CDCFE"/>
-          <w:sz w:val="33"/>
-          <w:szCs w:val="33"/>
-          <w:lang w:eastAsia="en-IN"/>
-        </w:rPr>
-        <w:t>http-</w:t>
-      </w:r>
-      <w:proofErr w:type="spellStart"/>
-      <w:r>
-        <w:rPr>
-          <w:rFonts w:ascii="Consolas" w:eastAsia="Times New Roman" w:hAnsi="Consolas" w:cs="Times New Roman"/>
-          <w:color w:val="9CDCFE"/>
-          <w:sz w:val="33"/>
-          <w:szCs w:val="33"/>
-          <w:lang w:eastAsia="en-IN"/>
-        </w:rPr>
-        <w:t>equiv</w:t>
-      </w:r>
-      <w:proofErr w:type="spellEnd"/>
-      <w:r>
-        <w:rPr>
-          <w:rFonts w:ascii="Consolas" w:eastAsia="Times New Roman" w:hAnsi="Consolas" w:cs="Times New Roman"/>
-          <w:color w:val="D4D4D4"/>
-          <w:sz w:val="33"/>
-          <w:szCs w:val="33"/>
-          <w:lang w:eastAsia="en-IN"/>
-        </w:rPr>
-        <w:t>=</w:t>
-      </w:r>
-      <w:r>
-        <w:rPr>
-          <w:rFonts w:ascii="Consolas" w:eastAsia="Times New Roman" w:hAnsi="Consolas" w:cs="Times New Roman"/>
-          <w:color w:val="CE9178"/>
-          <w:sz w:val="33"/>
-          <w:szCs w:val="33"/>
-          <w:lang w:eastAsia="en-IN"/>
-        </w:rPr>
-        <w:t>"X-UA-Compatible"</w:t>
-      </w:r>
-      <w:r>
-        <w:rPr>
-          <w:rFonts w:ascii="Consolas" w:eastAsia="Times New Roman" w:hAnsi="Consolas" w:cs="Times New Roman"/>
-          <w:color w:val="D4D4D4"/>
-          <w:sz w:val="33"/>
-          <w:szCs w:val="33"/>
-          <w:lang w:eastAsia="en-IN"/>
-        </w:rPr>
-        <w:t xml:space="preserve"> </w:t>
-      </w:r>
-      <w:r>
-        <w:rPr>
-          <w:rFonts w:ascii="Consolas" w:eastAsia="Times New Roman" w:hAnsi="Consolas" w:cs="Times New Roman"/>
-          <w:color w:val="9CDCFE"/>
-          <w:sz w:val="33"/>
-          <w:szCs w:val="33"/>
-          <w:lang w:eastAsia="en-IN"/>
-        </w:rPr>
-        <w:t>content</w:t>
-      </w:r>
-      <w:r>
-        <w:rPr>
-          <w:rFonts w:ascii="Consolas" w:eastAsia="Times New Roman" w:hAnsi="Consolas" w:cs="Times New Roman"/>
-          <w:color w:val="D4D4D4"/>
-          <w:sz w:val="33"/>
-          <w:szCs w:val="33"/>
-          <w:lang w:eastAsia="en-IN"/>
-        </w:rPr>
-        <w:t>=</w:t>
-      </w:r>
-      <w:r>
-        <w:rPr>
-          <w:rFonts w:ascii="Consolas" w:eastAsia="Times New Roman" w:hAnsi="Consolas" w:cs="Times New Roman"/>
-          <w:color w:val="CE9178"/>
-          <w:sz w:val="33"/>
-          <w:szCs w:val="33"/>
-          <w:lang w:eastAsia="en-IN"/>
-        </w:rPr>
-        <w:t>"IE=edge"</w:t>
-      </w:r>
-      <w:r>
-        <w:rPr>
-          <w:rFonts w:ascii="Consolas" w:eastAsia="Times New Roman" w:hAnsi="Consolas" w:cs="Times New Roman"/>
-          <w:color w:val="808080"/>
-          <w:sz w:val="33"/>
-          <w:szCs w:val="33"/>
-          <w:lang w:eastAsia="en-IN"/>
-        </w:rPr>
-        <w:t>&gt;</w:t>
-      </w:r>
-    </w:p>
-    <w:p>
-      <w:pPr>
-        <w:shd w:val="clear" w:color="auto" w:fill="1E1E1E"/>
-        <w:spacing w:after="0" w:line="450" w:lineRule="atLeast"/>
-        <w:rPr>
-          <w:rFonts w:ascii="Consolas" w:eastAsia="Times New Roman" w:hAnsi="Consolas" w:cs="Times New Roman"/>
-          <w:color w:val="D4D4D4"/>
-          <w:sz w:val="33"/>
-          <w:szCs w:val="33"/>
-          <w:lang w:eastAsia="en-IN"/>
-        </w:rPr>
-      </w:pPr>
-      <w:r>
-        <w:rPr>
-          <w:rFonts w:ascii="Consolas" w:eastAsia="Times New Roman" w:hAnsi="Consolas" w:cs="Times New Roman"/>
-          <w:color w:val="D4D4D4"/>
-          <w:sz w:val="33"/>
-          <w:szCs w:val="33"/>
-          <w:lang w:eastAsia="en-IN"/>
-        </w:rPr>
-        <w:t xml:space="preserve">    </w:t>
-      </w:r>
-      <w:r>
-        <w:rPr>
-          <w:rFonts w:ascii="Consolas" w:eastAsia="Times New Roman" w:hAnsi="Consolas" w:cs="Times New Roman"/>
-          <w:color w:val="808080"/>
-          <w:sz w:val="33"/>
-          <w:szCs w:val="33"/>
-          <w:lang w:eastAsia="en-IN"/>
-        </w:rPr>
-        <w:t>&lt;</w:t>
-      </w:r>
-      <w:r>
-        <w:rPr>
-          <w:rFonts w:ascii="Consolas" w:eastAsia="Times New Roman" w:hAnsi="Consolas" w:cs="Times New Roman"/>
-          <w:color w:val="569CD6"/>
-          <w:sz w:val="33"/>
-          <w:szCs w:val="33"/>
-          <w:lang w:eastAsia="en-IN"/>
-        </w:rPr>
-        <w:t>meta</w:t>
-      </w:r>
-      <w:r>
-        <w:rPr>
-          <w:rFonts w:ascii="Consolas" w:eastAsia="Times New Roman" w:hAnsi="Consolas" w:cs="Times New Roman"/>
-          <w:color w:val="D4D4D4"/>
-          <w:sz w:val="33"/>
-          <w:szCs w:val="33"/>
-          <w:lang w:eastAsia="en-IN"/>
-        </w:rPr>
-        <w:t xml:space="preserve"> </w:t>
-      </w:r>
-      <w:r>
-        <w:rPr>
-          <w:rFonts w:ascii="Consolas" w:eastAsia="Times New Roman" w:hAnsi="Consolas" w:cs="Times New Roman"/>
-          <w:color w:val="9CDCFE"/>
-          <w:sz w:val="33"/>
-          <w:szCs w:val="33"/>
-          <w:lang w:eastAsia="en-IN"/>
-        </w:rPr>
-        <w:t>name</w:t>
-      </w:r>
-      <w:r>
-        <w:rPr>
-          <w:rFonts w:ascii="Consolas" w:eastAsia="Times New Roman" w:hAnsi="Consolas" w:cs="Times New Roman"/>
-          <w:color w:val="D4D4D4"/>
-          <w:sz w:val="33"/>
-          <w:szCs w:val="33"/>
-          <w:lang w:eastAsia="en-IN"/>
-        </w:rPr>
-        <w:t>=</w:t>
-      </w:r>
-      <w:r>
-        <w:rPr>
-          <w:rFonts w:ascii="Consolas" w:eastAsia="Times New Roman" w:hAnsi="Consolas" w:cs="Times New Roman"/>
-          <w:color w:val="CE9178"/>
-          <w:sz w:val="33"/>
-          <w:szCs w:val="33"/>
-          <w:lang w:eastAsia="en-IN"/>
-        </w:rPr>
-        <w:t>"viewport"</w:t>
-      </w:r>
-      <w:r>
-        <w:rPr>
-          <w:rFonts w:ascii="Consolas" w:eastAsia="Times New Roman" w:hAnsi="Consolas" w:cs="Times New Roman"/>
-          <w:color w:val="D4D4D4"/>
-          <w:sz w:val="33"/>
-          <w:szCs w:val="33"/>
-          <w:lang w:eastAsia="en-IN"/>
-        </w:rPr>
-        <w:t xml:space="preserve"> </w:t>
-      </w:r>
-      <w:r>
-        <w:rPr>
-          <w:rFonts w:ascii="Consolas" w:eastAsia="Times New Roman" w:hAnsi="Consolas" w:cs="Times New Roman"/>
-          <w:color w:val="9CDCFE"/>
-          <w:sz w:val="33"/>
-          <w:szCs w:val="33"/>
-          <w:lang w:eastAsia="en-IN"/>
-        </w:rPr>
-        <w:t>content</w:t>
-      </w:r>
-      <w:r>
-        <w:rPr>
-          <w:rFonts w:ascii="Consolas" w:eastAsia="Times New Roman" w:hAnsi="Consolas" w:cs="Times New Roman"/>
-          <w:color w:val="D4D4D4"/>
-          <w:sz w:val="33"/>
-          <w:szCs w:val="33"/>
-          <w:lang w:eastAsia="en-IN"/>
-        </w:rPr>
-        <w:t>=</w:t>
-      </w:r>
-      <w:r>
-        <w:rPr>
-          <w:rFonts w:ascii="Consolas" w:eastAsia="Times New Roman" w:hAnsi="Consolas" w:cs="Times New Roman"/>
-          <w:color w:val="CE9178"/>
-          <w:sz w:val="33"/>
-          <w:szCs w:val="33"/>
-          <w:lang w:eastAsia="en-IN"/>
-        </w:rPr>
-        <w:t>"width=device-width, initial-scale=1.0"</w:t>
-      </w:r>
-      <w:r>
-        <w:rPr>
-          <w:rFonts w:ascii="Consolas" w:eastAsia="Times New Roman" w:hAnsi="Consolas" w:cs="Times New Roman"/>
-          <w:color w:val="808080"/>
-          <w:sz w:val="33"/>
-          <w:szCs w:val="33"/>
-          <w:lang w:eastAsia="en-IN"/>
-        </w:rPr>
-        <w:t>&gt;</w:t>
-      </w:r>
-    </w:p>
-    <w:p>
-      <w:pPr>
-        <w:shd w:val="clear" w:color="auto" w:fill="1E1E1E"/>
-        <w:spacing w:after="0" w:line="450" w:lineRule="atLeast"/>
-        <w:rPr>
-          <w:rFonts w:ascii="Consolas" w:eastAsia="Times New Roman" w:hAnsi="Consolas" w:cs="Times New Roman"/>
-          <w:color w:val="D4D4D4"/>
-          <w:sz w:val="33"/>
-          <w:szCs w:val="33"/>
-          <w:lang w:eastAsia="en-IN"/>
-        </w:rPr>
-      </w:pPr>
-      <w:r>
-        <w:rPr>
-          <w:rFonts w:ascii="Consolas" w:eastAsia="Times New Roman" w:hAnsi="Consolas" w:cs="Times New Roman"/>
-          <w:color w:val="D4D4D4"/>
-          <w:sz w:val="33"/>
-          <w:szCs w:val="33"/>
-          <w:lang w:eastAsia="en-IN"/>
-        </w:rPr>
-        <w:t xml:space="preserve">    </w:t>
-      </w:r>
-      <w:r>
-        <w:rPr>
-          <w:rFonts w:ascii="Consolas" w:eastAsia="Times New Roman" w:hAnsi="Consolas" w:cs="Times New Roman"/>
-          <w:color w:val="808080"/>
-          <w:sz w:val="33"/>
-          <w:szCs w:val="33"/>
-          <w:lang w:eastAsia="en-IN"/>
-        </w:rPr>
-        <w:t>&lt;</w:t>
-      </w:r>
-      <w:r>
-        <w:rPr>
-          <w:rFonts w:ascii="Consolas" w:eastAsia="Times New Roman" w:hAnsi="Consolas" w:cs="Times New Roman"/>
-          <w:color w:val="569CD6"/>
-          <w:sz w:val="33"/>
-          <w:szCs w:val="33"/>
-          <w:lang w:eastAsia="en-IN"/>
-        </w:rPr>
-        <w:t>link</w:t>
-      </w:r>
-      <w:r>
-        <w:rPr>
-          <w:rFonts w:ascii="Consolas" w:eastAsia="Times New Roman" w:hAnsi="Consolas" w:cs="Times New Roman"/>
-          <w:color w:val="D4D4D4"/>
-          <w:sz w:val="33"/>
-          <w:szCs w:val="33"/>
-          <w:lang w:eastAsia="en-IN"/>
-        </w:rPr>
-        <w:t xml:space="preserve"> </w:t>
-      </w:r>
-      <w:proofErr w:type="spellStart"/>
-      <w:r>
-        <w:rPr>
-          <w:rFonts w:ascii="Consolas" w:eastAsia="Times New Roman" w:hAnsi="Consolas" w:cs="Times New Roman"/>
-          <w:color w:val="9CDCFE"/>
-          <w:sz w:val="33"/>
-          <w:szCs w:val="33"/>
-          <w:lang w:eastAsia="en-IN"/>
-        </w:rPr>
-        <w:t>rel</w:t>
-      </w:r>
-      <w:proofErr w:type="spellEnd"/>
-      <w:r>
-        <w:rPr>
-          <w:rFonts w:ascii="Consolas" w:eastAsia="Times New Roman" w:hAnsi="Consolas" w:cs="Times New Roman"/>
-          <w:color w:val="D4D4D4"/>
-          <w:sz w:val="33"/>
-          <w:szCs w:val="33"/>
-          <w:lang w:eastAsia="en-IN"/>
-        </w:rPr>
-        <w:t>=</w:t>
-      </w:r>
-      <w:r>
-        <w:rPr>
-          <w:rFonts w:ascii="Consolas" w:eastAsia="Times New Roman" w:hAnsi="Consolas" w:cs="Times New Roman"/>
-          <w:color w:val="CE9178"/>
-          <w:sz w:val="33"/>
-          <w:szCs w:val="33"/>
-          <w:lang w:eastAsia="en-IN"/>
-        </w:rPr>
-        <w:t>"stylesheet"</w:t>
-      </w:r>
-      <w:r>
-        <w:rPr>
-          <w:rFonts w:ascii="Consolas" w:eastAsia="Times New Roman" w:hAnsi="Consolas" w:cs="Times New Roman"/>
-          <w:color w:val="D4D4D4"/>
-          <w:sz w:val="33"/>
-          <w:szCs w:val="33"/>
-          <w:lang w:eastAsia="en-IN"/>
-        </w:rPr>
-        <w:t xml:space="preserve"> </w:t>
-      </w:r>
-      <w:r>
-        <w:rPr>
-          <w:rFonts w:ascii="Consolas" w:eastAsia="Times New Roman" w:hAnsi="Consolas" w:cs="Times New Roman"/>
-          <w:color w:val="9CDCFE"/>
-          <w:sz w:val="33"/>
-          <w:szCs w:val="33"/>
-          <w:lang w:eastAsia="en-IN"/>
-        </w:rPr>
-        <w:t>href</w:t>
-      </w:r>
-      <w:r>
-        <w:rPr>
-          <w:rFonts w:ascii="Consolas" w:eastAsia="Times New Roman" w:hAnsi="Consolas" w:cs="Times New Roman"/>
-          <w:color w:val="D4D4D4"/>
-          <w:sz w:val="33"/>
-          <w:szCs w:val="33"/>
-          <w:lang w:eastAsia="en-IN"/>
-        </w:rPr>
-        <w:t>=</w:t>
-      </w:r>
-      <w:r>
-        <w:rPr>
-          <w:rFonts w:ascii="Consolas" w:eastAsia="Times New Roman" w:hAnsi="Consolas" w:cs="Times New Roman"/>
-          <w:color w:val="CE9178"/>
-          <w:sz w:val="33"/>
-          <w:szCs w:val="33"/>
-          <w:lang w:eastAsia="en-IN"/>
-        </w:rPr>
-        <w:t>"https://cdn.jsdelivr.net/npm/bootstrap@5.2.3/dist/css/bootstrap.min.css"</w:t>
-      </w:r>
-      <w:r>
-        <w:rPr>
-          <w:rFonts w:ascii="Consolas" w:eastAsia="Times New Roman" w:hAnsi="Consolas" w:cs="Times New Roman"/>
-          <w:color w:val="D4D4D4"/>
-          <w:sz w:val="33"/>
-          <w:szCs w:val="33"/>
-          <w:lang w:eastAsia="en-IN"/>
-        </w:rPr>
-        <w:t xml:space="preserve"> </w:t>
-      </w:r>
-      <w:r>
-        <w:rPr>
-          <w:rFonts w:ascii="Consolas" w:eastAsia="Times New Roman" w:hAnsi="Consolas" w:cs="Times New Roman"/>
-          <w:color w:val="9CDCFE"/>
-          <w:sz w:val="33"/>
-          <w:szCs w:val="33"/>
-          <w:lang w:eastAsia="en-IN"/>
-        </w:rPr>
-        <w:t>integrity</w:t>
-      </w:r>
-      <w:r>
-        <w:rPr>
-          <w:rFonts w:ascii="Consolas" w:eastAsia="Times New Roman" w:hAnsi="Consolas" w:cs="Times New Roman"/>
-          <w:color w:val="D4D4D4"/>
-          <w:sz w:val="33"/>
-          <w:szCs w:val="33"/>
-          <w:lang w:eastAsia="en-IN"/>
-        </w:rPr>
-        <w:t>=</w:t>
-      </w:r>
-      <w:r>
-        <w:rPr>
-          <w:rFonts w:ascii="Consolas" w:eastAsia="Times New Roman" w:hAnsi="Consolas" w:cs="Times New Roman"/>
-          <w:color w:val="CE9178"/>
-          <w:sz w:val="33"/>
-          <w:szCs w:val="33"/>
-          <w:lang w:eastAsia="en-IN"/>
-        </w:rPr>
-        <w:t>"sha384-rbsA2VBKQhggwzxH7pPCaAqO46MgnOM80zW1RWuH61DGLwZJEdK2Kadq2F9CUG65"</w:t>
-      </w:r>
-      <w:r>
-        <w:rPr>
-          <w:rFonts w:ascii="Consolas" w:eastAsia="Times New Roman" w:hAnsi="Consolas" w:cs="Times New Roman"/>
-          <w:color w:val="D4D4D4"/>
-          <w:sz w:val="33"/>
-          <w:szCs w:val="33"/>
-          <w:lang w:eastAsia="en-IN"/>
-        </w:rPr>
-        <w:t xml:space="preserve"> </w:t>
-      </w:r>
-      <w:proofErr w:type="spellStart"/>
-      <w:r>
-        <w:rPr>
-          <w:rFonts w:ascii="Consolas" w:eastAsia="Times New Roman" w:hAnsi="Consolas" w:cs="Times New Roman"/>
-          <w:color w:val="9CDCFE"/>
-          <w:sz w:val="33"/>
-          <w:szCs w:val="33"/>
-          <w:lang w:eastAsia="en-IN"/>
-        </w:rPr>
-        <w:t>crossorigin</w:t>
-      </w:r>
-      <w:proofErr w:type="spellEnd"/>
-      <w:r>
-        <w:rPr>
-          <w:rFonts w:ascii="Consolas" w:eastAsia="Times New Roman" w:hAnsi="Consolas" w:cs="Times New Roman"/>
-          <w:color w:val="D4D4D4"/>
-          <w:sz w:val="33"/>
-          <w:szCs w:val="33"/>
-          <w:lang w:eastAsia="en-IN"/>
-        </w:rPr>
-        <w:t>=</w:t>
-      </w:r>
-      <w:r>
-        <w:rPr>
-          <w:rFonts w:ascii="Consolas" w:eastAsia="Times New Roman" w:hAnsi="Consolas" w:cs="Times New Roman"/>
-          <w:color w:val="CE9178"/>
-          <w:sz w:val="33"/>
-          <w:szCs w:val="33"/>
-          <w:lang w:eastAsia="en-IN"/>
-        </w:rPr>
-        <w:t>"anonymous"</w:t>
-      </w:r>
-      <w:r>
-        <w:rPr>
-          <w:rFonts w:ascii="Consolas" w:eastAsia="Times New Roman" w:hAnsi="Consolas" w:cs="Times New Roman"/>
-          <w:color w:val="808080"/>
-          <w:sz w:val="33"/>
-          <w:szCs w:val="33"/>
-          <w:lang w:eastAsia="en-IN"/>
-        </w:rPr>
-        <w:t>&gt;</w:t>
-      </w:r>
-    </w:p>
-    <w:p>
-      <w:pPr>
-        <w:shd w:val="clear" w:color="auto" w:fill="1E1E1E"/>
-        <w:spacing w:after="0" w:line="450" w:lineRule="atLeast"/>
-        <w:rPr>
-          <w:rFonts w:ascii="Consolas" w:eastAsia="Times New Roman" w:hAnsi="Consolas" w:cs="Times New Roman"/>
-          <w:color w:val="D4D4D4"/>
-          <w:sz w:val="33"/>
-          <w:szCs w:val="33"/>
-          <w:lang w:eastAsia="en-IN"/>
-        </w:rPr>
-      </w:pPr>
-      <w:r>
-        <w:rPr>
-          <w:rFonts w:ascii="Consolas" w:eastAsia="Times New Roman" w:hAnsi="Consolas" w:cs="Times New Roman"/>
-          <w:color w:val="D4D4D4"/>
-          <w:sz w:val="33"/>
-          <w:szCs w:val="33"/>
-          <w:lang w:eastAsia="en-IN"/>
-        </w:rPr>
-        <w:t xml:space="preserve">    </w:t>
-      </w:r>
-      <w:r>
-        <w:rPr>
-          <w:rFonts w:ascii="Consolas" w:eastAsia="Times New Roman" w:hAnsi="Consolas" w:cs="Times New Roman"/>
-          <w:color w:val="808080"/>
-          <w:sz w:val="33"/>
-          <w:szCs w:val="33"/>
-          <w:lang w:eastAsia="en-IN"/>
-        </w:rPr>
-        <w:t>&lt;</w:t>
-      </w:r>
-      <w:r>
-        <w:rPr>
-          <w:rFonts w:ascii="Consolas" w:eastAsia="Times New Roman" w:hAnsi="Consolas" w:cs="Times New Roman"/>
-          <w:color w:val="569CD6"/>
-          <w:sz w:val="33"/>
-          <w:szCs w:val="33"/>
-          <w:lang w:eastAsia="en-IN"/>
-        </w:rPr>
-        <w:t>title</w:t>
-      </w:r>
-      <w:r>
-        <w:rPr>
-          <w:rFonts w:ascii="Consolas" w:eastAsia="Times New Roman" w:hAnsi="Consolas" w:cs="Times New Roman"/>
-          <w:color w:val="808080"/>
-          <w:sz w:val="33"/>
-          <w:szCs w:val="33"/>
-          <w:lang w:eastAsia="en-IN"/>
-        </w:rPr>
-        <w:t>&gt;</w:t>
-      </w:r>
-      <w:r>
-        <w:rPr>
-          <w:rFonts w:ascii="Consolas" w:eastAsia="Times New Roman" w:hAnsi="Consolas" w:cs="Times New Roman"/>
-          <w:color w:val="D4D4D4"/>
-          <w:sz w:val="33"/>
-          <w:szCs w:val="33"/>
-          <w:lang w:eastAsia="en-IN"/>
-        </w:rPr>
-        <w:t>Document</w:t>
-      </w:r>
-      <w:r>
-        <w:rPr>
-          <w:rFonts w:ascii="Consolas" w:eastAsia="Times New Roman" w:hAnsi="Consolas" w:cs="Times New Roman"/>
-          <w:color w:val="808080"/>
-          <w:sz w:val="33"/>
-          <w:szCs w:val="33"/>
-          <w:lang w:eastAsia="en-IN"/>
-        </w:rPr>
-        <w:t>&lt;/</w:t>
-      </w:r>
-      <w:r>
-        <w:rPr>
-          <w:rFonts w:ascii="Consolas" w:eastAsia="Times New Roman" w:hAnsi="Consolas" w:cs="Times New Roman"/>
-          <w:color w:val="569CD6"/>
-          <w:sz w:val="33"/>
-          <w:szCs w:val="33"/>
-          <w:lang w:eastAsia="en-IN"/>
-        </w:rPr>
-        <w:t>title</w:t>
-      </w:r>
-      <w:r>
-        <w:rPr>
-          <w:rFonts w:ascii="Consolas" w:eastAsia="Times New Roman" w:hAnsi="Consolas" w:cs="Times New Roman"/>
-          <w:color w:val="808080"/>
-          <w:sz w:val="33"/>
-          <w:szCs w:val="33"/>
-          <w:lang w:eastAsia="en-IN"/>
-        </w:rPr>
-        <w:t>&gt;</w:t>
-      </w:r>
-    </w:p>
-    <w:p>
-      <w:pPr>
-        <w:shd w:val="clear" w:color="auto" w:fill="1E1E1E"/>
-        <w:spacing w:after="0" w:line="450" w:lineRule="atLeast"/>
-        <w:rPr>
-          <w:rFonts w:ascii="Consolas" w:eastAsia="Times New Roman" w:hAnsi="Consolas" w:cs="Times New Roman"/>
-          <w:color w:val="D4D4D4"/>
-          <w:sz w:val="33"/>
-          <w:szCs w:val="33"/>
-          <w:lang w:eastAsia="en-IN"/>
-        </w:rPr>
-      </w:pPr>
-      <w:r>
-        <w:rPr>
-          <w:rFonts w:ascii="Consolas" w:eastAsia="Times New Roman" w:hAnsi="Consolas" w:cs="Times New Roman"/>
-          <w:color w:val="808080"/>
-          <w:sz w:val="33"/>
-          <w:szCs w:val="33"/>
-          <w:lang w:eastAsia="en-IN"/>
-        </w:rPr>
-        <w:t>&lt;/</w:t>
-      </w:r>
-      <w:r>
-        <w:rPr>
-          <w:rFonts w:ascii="Consolas" w:eastAsia="Times New Roman" w:hAnsi="Consolas" w:cs="Times New Roman"/>
-          <w:color w:val="569CD6"/>
-          <w:sz w:val="33"/>
-          <w:szCs w:val="33"/>
-          <w:lang w:eastAsia="en-IN"/>
-        </w:rPr>
-        <w:t>head</w:t>
-      </w:r>
-      <w:r>
-        <w:rPr>
-          <w:rFonts w:ascii="Consolas" w:eastAsia="Times New Roman" w:hAnsi="Consolas" w:cs="Times New Roman"/>
-          <w:color w:val="808080"/>
-          <w:sz w:val="33"/>
-          <w:szCs w:val="33"/>
-          <w:lang w:eastAsia="en-IN"/>
-        </w:rPr>
-        <w:t>&gt;</w:t>
-      </w:r>
-    </w:p>
-    <w:p>
-      <w:pPr>
-        <w:shd w:val="clear" w:color="auto" w:fill="1E1E1E"/>
-        <w:spacing w:after="0" w:line="450" w:lineRule="atLeast"/>
-        <w:rPr>
-          <w:rFonts w:ascii="Consolas" w:eastAsia="Times New Roman" w:hAnsi="Consolas" w:cs="Times New Roman"/>
-          <w:color w:val="D4D4D4"/>
-          <w:sz w:val="33"/>
-          <w:szCs w:val="33"/>
-          <w:lang w:eastAsia="en-IN"/>
-        </w:rPr>
-      </w:pPr>
-      <w:r>
-        <w:rPr>
-          <w:rFonts w:ascii="Consolas" w:eastAsia="Times New Roman" w:hAnsi="Consolas" w:cs="Times New Roman"/>
-          <w:color w:val="808080"/>
-          <w:sz w:val="33"/>
-          <w:szCs w:val="33"/>
-          <w:lang w:eastAsia="en-IN"/>
-        </w:rPr>
-        <w:t>&lt;</w:t>
-      </w:r>
-      <w:r>
-        <w:rPr>
-          <w:rFonts w:ascii="Consolas" w:eastAsia="Times New Roman" w:hAnsi="Consolas" w:cs="Times New Roman"/>
-          <w:color w:val="569CD6"/>
-          <w:sz w:val="33"/>
-          <w:szCs w:val="33"/>
-          <w:lang w:eastAsia="en-IN"/>
-        </w:rPr>
-        <w:t>body</w:t>
-      </w:r>
-      <w:r>
-        <w:rPr>
-          <w:rFonts w:ascii="Consolas" w:eastAsia="Times New Roman" w:hAnsi="Consolas" w:cs="Times New Roman"/>
-          <w:color w:val="808080"/>
-          <w:sz w:val="33"/>
-          <w:szCs w:val="33"/>
-          <w:lang w:eastAsia="en-IN"/>
-        </w:rPr>
-        <w:t>&gt;</w:t>
-      </w:r>
-    </w:p>
-    <w:p>
-      <w:pPr>
-        <w:shd w:val="clear" w:color="auto" w:fill="1E1E1E"/>
-        <w:spacing w:after="0" w:line="450" w:lineRule="atLeast"/>
-        <w:rPr>
-          <w:rFonts w:ascii="Consolas" w:eastAsia="Times New Roman" w:hAnsi="Consolas" w:cs="Times New Roman"/>
-          <w:color w:val="D4D4D4"/>
-          <w:sz w:val="33"/>
-          <w:szCs w:val="33"/>
-          <w:lang w:eastAsia="en-IN"/>
-        </w:rPr>
-      </w:pPr>
-      <w:r>
-        <w:rPr>
-          <w:rFonts w:ascii="Consolas" w:eastAsia="Times New Roman" w:hAnsi="Consolas" w:cs="Times New Roman"/>
-          <w:color w:val="D4D4D4"/>
-          <w:sz w:val="33"/>
-          <w:szCs w:val="33"/>
-          <w:lang w:eastAsia="en-IN"/>
-        </w:rPr>
-        <w:lastRenderedPageBreak/>
-        <w:t xml:space="preserve">    </w:t>
-      </w:r>
-      <w:r>
-        <w:rPr>
-          <w:rFonts w:ascii="Consolas" w:eastAsia="Times New Roman" w:hAnsi="Consolas" w:cs="Times New Roman"/>
-          <w:color w:val="808080"/>
-          <w:sz w:val="33"/>
-          <w:szCs w:val="33"/>
-          <w:lang w:eastAsia="en-IN"/>
-        </w:rPr>
-        <w:t>&lt;</w:t>
-      </w:r>
-      <w:r>
-        <w:rPr>
-          <w:rFonts w:ascii="Consolas" w:eastAsia="Times New Roman" w:hAnsi="Consolas" w:cs="Times New Roman"/>
-          <w:color w:val="569CD6"/>
-          <w:sz w:val="33"/>
-          <w:szCs w:val="33"/>
-          <w:lang w:eastAsia="en-IN"/>
-        </w:rPr>
-        <w:t>input</w:t>
-      </w:r>
-      <w:r>
-        <w:rPr>
-          <w:rFonts w:ascii="Consolas" w:eastAsia="Times New Roman" w:hAnsi="Consolas" w:cs="Times New Roman"/>
-          <w:color w:val="D4D4D4"/>
-          <w:sz w:val="33"/>
-          <w:szCs w:val="33"/>
-          <w:lang w:eastAsia="en-IN"/>
-        </w:rPr>
-        <w:t xml:space="preserve"> </w:t>
-      </w:r>
-      <w:r>
-        <w:rPr>
-          <w:rFonts w:ascii="Consolas" w:eastAsia="Times New Roman" w:hAnsi="Consolas" w:cs="Times New Roman"/>
-          <w:color w:val="9CDCFE"/>
-          <w:sz w:val="33"/>
-          <w:szCs w:val="33"/>
-          <w:lang w:eastAsia="en-IN"/>
-        </w:rPr>
-        <w:t>type</w:t>
-      </w:r>
-      <w:r>
-        <w:rPr>
-          <w:rFonts w:ascii="Consolas" w:eastAsia="Times New Roman" w:hAnsi="Consolas" w:cs="Times New Roman"/>
-          <w:color w:val="D4D4D4"/>
-          <w:sz w:val="33"/>
-          <w:szCs w:val="33"/>
-          <w:lang w:eastAsia="en-IN"/>
-        </w:rPr>
-        <w:t>=</w:t>
-      </w:r>
-      <w:r>
-        <w:rPr>
-          <w:rFonts w:ascii="Consolas" w:eastAsia="Times New Roman" w:hAnsi="Consolas" w:cs="Times New Roman"/>
-          <w:color w:val="CE9178"/>
-          <w:sz w:val="33"/>
-          <w:szCs w:val="33"/>
-          <w:lang w:eastAsia="en-IN"/>
-        </w:rPr>
-        <w:t>"button"</w:t>
-      </w:r>
-      <w:r>
-        <w:rPr>
-          <w:rFonts w:ascii="Consolas" w:eastAsia="Times New Roman" w:hAnsi="Consolas" w:cs="Times New Roman"/>
-          <w:color w:val="D4D4D4"/>
-          <w:sz w:val="33"/>
-          <w:szCs w:val="33"/>
-          <w:lang w:eastAsia="en-IN"/>
-        </w:rPr>
-        <w:t xml:space="preserve"> </w:t>
-      </w:r>
-      <w:r>
-        <w:rPr>
-          <w:rFonts w:ascii="Consolas" w:eastAsia="Times New Roman" w:hAnsi="Consolas" w:cs="Times New Roman"/>
-          <w:color w:val="9CDCFE"/>
-          <w:sz w:val="33"/>
-          <w:szCs w:val="33"/>
-          <w:lang w:eastAsia="en-IN"/>
-        </w:rPr>
-        <w:t>value</w:t>
-      </w:r>
-      <w:r>
-        <w:rPr>
-          <w:rFonts w:ascii="Consolas" w:eastAsia="Times New Roman" w:hAnsi="Consolas" w:cs="Times New Roman"/>
-          <w:color w:val="D4D4D4"/>
-          <w:sz w:val="33"/>
-          <w:szCs w:val="33"/>
-          <w:lang w:eastAsia="en-IN"/>
-        </w:rPr>
-        <w:t>=</w:t>
-      </w:r>
-      <w:r>
-        <w:rPr>
-          <w:rFonts w:ascii="Consolas" w:eastAsia="Times New Roman" w:hAnsi="Consolas" w:cs="Times New Roman"/>
-          <w:color w:val="CE9178"/>
-          <w:sz w:val="33"/>
-          <w:szCs w:val="33"/>
-          <w:lang w:eastAsia="en-IN"/>
-        </w:rPr>
-        <w:t>"Ok"</w:t>
-      </w:r>
-      <w:r>
-        <w:rPr>
-          <w:rFonts w:ascii="Consolas" w:eastAsia="Times New Roman" w:hAnsi="Consolas" w:cs="Times New Roman"/>
-          <w:color w:val="D4D4D4"/>
-          <w:sz w:val="33"/>
-          <w:szCs w:val="33"/>
-          <w:lang w:eastAsia="en-IN"/>
-        </w:rPr>
-        <w:t xml:space="preserve"> </w:t>
-      </w:r>
-      <w:r>
-        <w:rPr>
-          <w:rFonts w:ascii="Consolas" w:eastAsia="Times New Roman" w:hAnsi="Consolas" w:cs="Times New Roman"/>
-          <w:color w:val="9CDCFE"/>
-          <w:sz w:val="33"/>
-          <w:szCs w:val="33"/>
-          <w:lang w:eastAsia="en-IN"/>
-        </w:rPr>
-        <w:t>class</w:t>
-      </w:r>
-      <w:r>
-        <w:rPr>
-          <w:rFonts w:ascii="Consolas" w:eastAsia="Times New Roman" w:hAnsi="Consolas" w:cs="Times New Roman"/>
-          <w:color w:val="D4D4D4"/>
-          <w:sz w:val="33"/>
-          <w:szCs w:val="33"/>
-          <w:lang w:eastAsia="en-IN"/>
-        </w:rPr>
-        <w:t>=</w:t>
-      </w:r>
-      <w:r>
-        <w:rPr>
-          <w:rFonts w:ascii="Consolas" w:eastAsia="Times New Roman" w:hAnsi="Consolas" w:cs="Times New Roman"/>
-          <w:color w:val="CE9178"/>
-          <w:sz w:val="33"/>
-          <w:szCs w:val="33"/>
-          <w:lang w:eastAsia="en-IN"/>
-        </w:rPr>
-        <w:t>"</w:t>
-      </w:r>
-      <w:proofErr w:type="spellStart"/>
-      <w:r>
-        <w:rPr>
-          <w:rFonts w:ascii="Consolas" w:eastAsia="Times New Roman" w:hAnsi="Consolas" w:cs="Times New Roman"/>
-          <w:color w:val="CE9178"/>
-          <w:sz w:val="33"/>
-          <w:szCs w:val="33"/>
-          <w:lang w:eastAsia="en-IN"/>
-        </w:rPr>
-        <w:t>btn</w:t>
-      </w:r>
-      <w:proofErr w:type="spellEnd"/>
-      <w:r>
-        <w:rPr>
-          <w:rFonts w:ascii="Consolas" w:eastAsia="Times New Roman" w:hAnsi="Consolas" w:cs="Times New Roman"/>
-          <w:color w:val="CE9178"/>
-          <w:sz w:val="33"/>
-          <w:szCs w:val="33"/>
-          <w:lang w:eastAsia="en-IN"/>
-        </w:rPr>
-        <w:t xml:space="preserve"> </w:t>
-      </w:r>
-      <w:proofErr w:type="spellStart"/>
-      <w:r>
-        <w:rPr>
-          <w:rFonts w:ascii="Consolas" w:eastAsia="Times New Roman" w:hAnsi="Consolas" w:cs="Times New Roman"/>
-          <w:color w:val="CE9178"/>
-          <w:sz w:val="33"/>
-          <w:szCs w:val="33"/>
-          <w:lang w:eastAsia="en-IN"/>
-        </w:rPr>
-        <w:t>btn</w:t>
-      </w:r>
-      <w:proofErr w:type="spellEnd"/>
-      <w:r>
-        <w:rPr>
-          <w:rFonts w:ascii="Consolas" w:eastAsia="Times New Roman" w:hAnsi="Consolas" w:cs="Times New Roman"/>
-          <w:color w:val="CE9178"/>
-          <w:sz w:val="33"/>
-          <w:szCs w:val="33"/>
-          <w:lang w:eastAsia="en-IN"/>
-        </w:rPr>
-        <w:t>-success"</w:t>
-      </w:r>
-      <w:r>
-        <w:rPr>
-          <w:rFonts w:ascii="Consolas" w:eastAsia="Times New Roman" w:hAnsi="Consolas" w:cs="Times New Roman"/>
-          <w:color w:val="808080"/>
-          <w:sz w:val="33"/>
-          <w:szCs w:val="33"/>
-          <w:lang w:eastAsia="en-IN"/>
-        </w:rPr>
-        <w:t>&gt;</w:t>
-      </w:r>
-    </w:p>
-    <w:p>
-      <w:pPr>
-        <w:shd w:val="clear" w:color="auto" w:fill="1E1E1E"/>
-        <w:spacing w:after="0" w:line="450" w:lineRule="atLeast"/>
-        <w:rPr>
-          <w:rFonts w:ascii="Consolas" w:eastAsia="Times New Roman" w:hAnsi="Consolas" w:cs="Times New Roman"/>
-          <w:color w:val="D4D4D4"/>
-          <w:sz w:val="33"/>
-          <w:szCs w:val="33"/>
-          <w:lang w:eastAsia="en-IN"/>
-        </w:rPr>
-      </w:pPr>
-      <w:r>
-        <w:rPr>
-          <w:rFonts w:ascii="Consolas" w:eastAsia="Times New Roman" w:hAnsi="Consolas" w:cs="Times New Roman"/>
-          <w:color w:val="D4D4D4"/>
-          <w:sz w:val="33"/>
-          <w:szCs w:val="33"/>
-          <w:lang w:eastAsia="en-IN"/>
-        </w:rPr>
-        <w:t xml:space="preserve">    </w:t>
-      </w:r>
-      <w:r>
-        <w:rPr>
-          <w:rFonts w:ascii="Consolas" w:eastAsia="Times New Roman" w:hAnsi="Consolas" w:cs="Times New Roman"/>
-          <w:color w:val="808080"/>
-          <w:sz w:val="33"/>
-          <w:szCs w:val="33"/>
-          <w:lang w:eastAsia="en-IN"/>
-        </w:rPr>
-        <w:t>&lt;</w:t>
-      </w:r>
-      <w:r>
-        <w:rPr>
-          <w:rFonts w:ascii="Consolas" w:eastAsia="Times New Roman" w:hAnsi="Consolas" w:cs="Times New Roman"/>
-          <w:color w:val="569CD6"/>
-          <w:sz w:val="33"/>
-          <w:szCs w:val="33"/>
-          <w:lang w:eastAsia="en-IN"/>
-        </w:rPr>
-        <w:t>input</w:t>
-      </w:r>
-      <w:r>
-        <w:rPr>
-          <w:rFonts w:ascii="Consolas" w:eastAsia="Times New Roman" w:hAnsi="Consolas" w:cs="Times New Roman"/>
-          <w:color w:val="D4D4D4"/>
-          <w:sz w:val="33"/>
-          <w:szCs w:val="33"/>
-          <w:lang w:eastAsia="en-IN"/>
-        </w:rPr>
-        <w:t xml:space="preserve"> </w:t>
-      </w:r>
-      <w:r>
-        <w:rPr>
-          <w:rFonts w:ascii="Consolas" w:eastAsia="Times New Roman" w:hAnsi="Consolas" w:cs="Times New Roman"/>
-          <w:color w:val="9CDCFE"/>
-          <w:sz w:val="33"/>
-          <w:szCs w:val="33"/>
-          <w:lang w:eastAsia="en-IN"/>
-        </w:rPr>
-        <w:t>type</w:t>
-      </w:r>
-      <w:r>
-        <w:rPr>
-          <w:rFonts w:ascii="Consolas" w:eastAsia="Times New Roman" w:hAnsi="Consolas" w:cs="Times New Roman"/>
-          <w:color w:val="D4D4D4"/>
-          <w:sz w:val="33"/>
-          <w:szCs w:val="33"/>
-          <w:lang w:eastAsia="en-IN"/>
-        </w:rPr>
-        <w:t>=</w:t>
-      </w:r>
-      <w:r>
-        <w:rPr>
-          <w:rFonts w:ascii="Consolas" w:eastAsia="Times New Roman" w:hAnsi="Consolas" w:cs="Times New Roman"/>
-          <w:color w:val="CE9178"/>
-          <w:sz w:val="33"/>
-          <w:szCs w:val="33"/>
-          <w:lang w:eastAsia="en-IN"/>
-        </w:rPr>
-        <w:t>"button"</w:t>
-      </w:r>
-      <w:r>
-        <w:rPr>
-          <w:rFonts w:ascii="Consolas" w:eastAsia="Times New Roman" w:hAnsi="Consolas" w:cs="Times New Roman"/>
-          <w:color w:val="D4D4D4"/>
-          <w:sz w:val="33"/>
-          <w:szCs w:val="33"/>
-          <w:lang w:eastAsia="en-IN"/>
-        </w:rPr>
-        <w:t xml:space="preserve"> </w:t>
-      </w:r>
-      <w:r>
-        <w:rPr>
-          <w:rFonts w:ascii="Consolas" w:eastAsia="Times New Roman" w:hAnsi="Consolas" w:cs="Times New Roman"/>
-          <w:color w:val="9CDCFE"/>
-          <w:sz w:val="33"/>
-          <w:szCs w:val="33"/>
-          <w:lang w:eastAsia="en-IN"/>
-        </w:rPr>
-        <w:t>value</w:t>
-      </w:r>
-      <w:r>
-        <w:rPr>
-          <w:rFonts w:ascii="Consolas" w:eastAsia="Times New Roman" w:hAnsi="Consolas" w:cs="Times New Roman"/>
-          <w:color w:val="D4D4D4"/>
-          <w:sz w:val="33"/>
-          <w:szCs w:val="33"/>
-          <w:lang w:eastAsia="en-IN"/>
-        </w:rPr>
-        <w:t>=</w:t>
-      </w:r>
-      <w:r>
-        <w:rPr>
-          <w:rFonts w:ascii="Consolas" w:eastAsia="Times New Roman" w:hAnsi="Consolas" w:cs="Times New Roman"/>
-          <w:color w:val="CE9178"/>
-          <w:sz w:val="33"/>
-          <w:szCs w:val="33"/>
-          <w:lang w:eastAsia="en-IN"/>
-        </w:rPr>
-        <w:t>"Cancel"</w:t>
-      </w:r>
-      <w:r>
-        <w:rPr>
-          <w:rFonts w:ascii="Consolas" w:eastAsia="Times New Roman" w:hAnsi="Consolas" w:cs="Times New Roman"/>
-          <w:color w:val="808080"/>
-          <w:sz w:val="33"/>
-          <w:szCs w:val="33"/>
-          <w:lang w:eastAsia="en-IN"/>
-        </w:rPr>
-        <w:t>&gt;</w:t>
-      </w:r>
-    </w:p>
-    <w:p>
-      <w:pPr>
-        <w:shd w:val="clear" w:color="auto" w:fill="1E1E1E"/>
-        <w:spacing w:after="0" w:line="450" w:lineRule="atLeast"/>
-        <w:rPr>
-          <w:rFonts w:ascii="Consolas" w:eastAsia="Times New Roman" w:hAnsi="Consolas" w:cs="Times New Roman"/>
-          <w:color w:val="D4D4D4"/>
-          <w:sz w:val="33"/>
-          <w:szCs w:val="33"/>
-          <w:lang w:eastAsia="en-IN"/>
-        </w:rPr>
-      </w:pPr>
-      <w:r>
-        <w:rPr>
-          <w:rFonts w:ascii="Consolas" w:eastAsia="Times New Roman" w:hAnsi="Consolas" w:cs="Times New Roman"/>
-          <w:color w:val="D4D4D4"/>
-          <w:sz w:val="33"/>
-          <w:szCs w:val="33"/>
-          <w:lang w:eastAsia="en-IN"/>
-        </w:rPr>
-        <w:t xml:space="preserve">    </w:t>
-      </w:r>
-      <w:r>
-        <w:rPr>
-          <w:rFonts w:ascii="Consolas" w:eastAsia="Times New Roman" w:hAnsi="Consolas" w:cs="Times New Roman"/>
-          <w:color w:val="808080"/>
-          <w:sz w:val="33"/>
-          <w:szCs w:val="33"/>
-          <w:lang w:eastAsia="en-IN"/>
-        </w:rPr>
-        <w:t>&lt;</w:t>
-      </w:r>
-      <w:r>
-        <w:rPr>
-          <w:rFonts w:ascii="Consolas" w:eastAsia="Times New Roman" w:hAnsi="Consolas" w:cs="Times New Roman"/>
-          <w:color w:val="569CD6"/>
-          <w:sz w:val="33"/>
-          <w:szCs w:val="33"/>
-          <w:lang w:eastAsia="en-IN"/>
-        </w:rPr>
-        <w:t>input</w:t>
-      </w:r>
-      <w:r>
-        <w:rPr>
-          <w:rFonts w:ascii="Consolas" w:eastAsia="Times New Roman" w:hAnsi="Consolas" w:cs="Times New Roman"/>
-          <w:color w:val="D4D4D4"/>
-          <w:sz w:val="33"/>
-          <w:szCs w:val="33"/>
-          <w:lang w:eastAsia="en-IN"/>
-        </w:rPr>
-        <w:t xml:space="preserve"> </w:t>
-      </w:r>
-      <w:r>
-        <w:rPr>
-          <w:rFonts w:ascii="Consolas" w:eastAsia="Times New Roman" w:hAnsi="Consolas" w:cs="Times New Roman"/>
-          <w:color w:val="9CDCFE"/>
-          <w:sz w:val="33"/>
-          <w:szCs w:val="33"/>
-          <w:lang w:eastAsia="en-IN"/>
-        </w:rPr>
-        <w:t>type</w:t>
-      </w:r>
-      <w:r>
-        <w:rPr>
-          <w:rFonts w:ascii="Consolas" w:eastAsia="Times New Roman" w:hAnsi="Consolas" w:cs="Times New Roman"/>
-          <w:color w:val="D4D4D4"/>
-          <w:sz w:val="33"/>
-          <w:szCs w:val="33"/>
-          <w:lang w:eastAsia="en-IN"/>
-        </w:rPr>
-        <w:t>=</w:t>
-      </w:r>
-      <w:r>
-        <w:rPr>
-          <w:rFonts w:ascii="Consolas" w:eastAsia="Times New Roman" w:hAnsi="Consolas" w:cs="Times New Roman"/>
-          <w:color w:val="CE9178"/>
-          <w:sz w:val="33"/>
-          <w:szCs w:val="33"/>
-          <w:lang w:eastAsia="en-IN"/>
-        </w:rPr>
-        <w:t>"button"</w:t>
-      </w:r>
-      <w:r>
-        <w:rPr>
-          <w:rFonts w:ascii="Consolas" w:eastAsia="Times New Roman" w:hAnsi="Consolas" w:cs="Times New Roman"/>
-          <w:color w:val="D4D4D4"/>
-          <w:sz w:val="33"/>
-          <w:szCs w:val="33"/>
-          <w:lang w:eastAsia="en-IN"/>
-        </w:rPr>
-        <w:t xml:space="preserve"> </w:t>
-      </w:r>
-      <w:r>
-        <w:rPr>
-          <w:rFonts w:ascii="Consolas" w:eastAsia="Times New Roman" w:hAnsi="Consolas" w:cs="Times New Roman"/>
-          <w:color w:val="9CDCFE"/>
-          <w:sz w:val="33"/>
-          <w:szCs w:val="33"/>
-          <w:lang w:eastAsia="en-IN"/>
-        </w:rPr>
-        <w:t>value</w:t>
-      </w:r>
-      <w:r>
-        <w:rPr>
-          <w:rFonts w:ascii="Consolas" w:eastAsia="Times New Roman" w:hAnsi="Consolas" w:cs="Times New Roman"/>
-          <w:color w:val="D4D4D4"/>
-          <w:sz w:val="33"/>
-          <w:szCs w:val="33"/>
-          <w:lang w:eastAsia="en-IN"/>
-        </w:rPr>
-        <w:t>=</w:t>
-      </w:r>
-      <w:r>
-        <w:rPr>
-          <w:rFonts w:ascii="Consolas" w:eastAsia="Times New Roman" w:hAnsi="Consolas" w:cs="Times New Roman"/>
-          <w:color w:val="CE9178"/>
-          <w:sz w:val="33"/>
-          <w:szCs w:val="33"/>
-          <w:lang w:eastAsia="en-IN"/>
-        </w:rPr>
-        <w:t>"Reset"</w:t>
       </w:r>
       <w:r>
         <w:rPr>

--- a/notes_17May2023.docx
+++ b/notes_17May2023.docx
@@ -10844,6 +10844,450 @@
           <w:lang w:val="en-US"/>
         </w:rPr>
       </w:pPr>
+    </w:p>
+    <w:p>
+      <w:pPr>
+        <w:rPr>
+          <w:lang w:val="en-US"/>
+        </w:rPr>
+      </w:pPr>
+      <w:r>
+        <w:rPr>
+          <w:lang w:val="en-US"/>
+        </w:rPr>
+        <w:t>Flex box</w:t>
+      </w:r>
+    </w:p>
+    <w:p>
+      <w:pPr>
+        <w:rPr>
+          <w:lang w:val="en-US"/>
+        </w:rPr>
+      </w:pPr>
+      <w:r>
+        <w:rPr>
+          <w:lang w:val="en-US"/>
+        </w:rPr>
+        <w:tab/>
+      </w:r>
+      <w:proofErr w:type="spellStart"/>
+      <w:proofErr w:type="gramStart"/>
+      <w:r>
+        <w:rPr>
+          <w:lang w:val="en-US"/>
+        </w:rPr>
+        <w:t>display:none</w:t>
+      </w:r>
+      <w:proofErr w:type="spellEnd"/>
+      <w:proofErr w:type="gramEnd"/>
+      <w:r>
+        <w:rPr>
+          <w:lang w:val="en-US"/>
+        </w:rPr>
+        <w:t>;</w:t>
+      </w:r>
+    </w:p>
+    <w:p>
+      <w:pPr>
+        <w:rPr>
+          <w:lang w:val="en-US"/>
+        </w:rPr>
+      </w:pPr>
+      <w:r>
+        <w:rPr>
+          <w:lang w:val="en-US"/>
+        </w:rPr>
+        <w:tab/>
+      </w:r>
+      <w:proofErr w:type="spellStart"/>
+      <w:proofErr w:type="gramStart"/>
+      <w:r>
+        <w:rPr>
+          <w:lang w:val="en-US"/>
+        </w:rPr>
+        <w:t>display:block</w:t>
+      </w:r>
+      <w:proofErr w:type="spellEnd"/>
+      <w:proofErr w:type="gramEnd"/>
+      <w:r>
+        <w:rPr>
+          <w:lang w:val="en-US"/>
+        </w:rPr>
+        <w:t>;</w:t>
+      </w:r>
+    </w:p>
+    <w:p>
+      <w:pPr>
+        <w:rPr>
+          <w:lang w:val="en-US"/>
+        </w:rPr>
+      </w:pPr>
+      <w:r>
+        <w:rPr>
+          <w:lang w:val="en-US"/>
+        </w:rPr>
+        <w:tab/>
+      </w:r>
+      <w:proofErr w:type="spellStart"/>
+      <w:proofErr w:type="gramStart"/>
+      <w:r>
+        <w:rPr>
+          <w:lang w:val="en-US"/>
+        </w:rPr>
+        <w:t>display:inline</w:t>
+      </w:r>
+      <w:proofErr w:type="spellEnd"/>
+      <w:proofErr w:type="gramEnd"/>
+      <w:r>
+        <w:rPr>
+          <w:lang w:val="en-US"/>
+        </w:rPr>
+        <w:t>;</w:t>
+      </w:r>
+    </w:p>
+    <w:p>
+      <w:pPr>
+        <w:rPr>
+          <w:lang w:val="en-US"/>
+        </w:rPr>
+      </w:pPr>
+      <w:r>
+        <w:rPr>
+          <w:lang w:val="en-US"/>
+        </w:rPr>
+        <w:tab/>
+      </w:r>
+      <w:proofErr w:type="spellStart"/>
+      <w:proofErr w:type="gramStart"/>
+      <w:r>
+        <w:rPr>
+          <w:lang w:val="en-US"/>
+        </w:rPr>
+        <w:t>display:inline</w:t>
+      </w:r>
+      <w:proofErr w:type="gramEnd"/>
+      <w:r>
+        <w:rPr>
+          <w:lang w:val="en-US"/>
+        </w:rPr>
+        <w:t>-block</w:t>
+      </w:r>
+      <w:proofErr w:type="spellEnd"/>
+      <w:r>
+        <w:rPr>
+          <w:lang w:val="en-US"/>
+        </w:rPr>
+        <w:t>;</w:t>
+      </w:r>
+    </w:p>
+    <w:p>
+      <w:pPr>
+        <w:pBdr>
+          <w:bottom w:val="single" w:sz="6" w:space="1" w:color="auto"/>
+        </w:pBdr>
+        <w:rPr>
+          <w:lang w:val="en-US"/>
+        </w:rPr>
+      </w:pPr>
+      <w:r>
+        <w:rPr>
+          <w:lang w:val="en-US"/>
+        </w:rPr>
+        <w:tab/>
+      </w:r>
+      <w:proofErr w:type="spellStart"/>
+      <w:proofErr w:type="gramStart"/>
+      <w:r>
+        <w:rPr>
+          <w:lang w:val="en-US"/>
+        </w:rPr>
+        <w:t>display:flex</w:t>
+      </w:r>
+      <w:proofErr w:type="spellEnd"/>
+      <w:proofErr w:type="gramEnd"/>
+      <w:r>
+        <w:rPr>
+          <w:lang w:val="en-US"/>
+        </w:rPr>
+        <w:t>;</w:t>
+      </w:r>
+    </w:p>
+    <w:p>
+      <w:pPr>
+        <w:rPr>
+          <w:lang w:val="en-US"/>
+        </w:rPr>
+      </w:pPr>
+      <w:r>
+        <w:rPr>
+          <w:noProof/>
+        </w:rPr>
+        <w:lastRenderedPageBreak/>
+        <w:drawing>
+          <wp:inline distT="0" distB="0" distL="0" distR="0" wp14:anchorId="2CB1D7F1" wp14:editId="7103ADBE">
+            <wp:extent cx="5731510" cy="4297680"/>
+            <wp:effectExtent l="0" t="0" r="2540" b="7620"/>
+            <wp:docPr id="1" name="Picture 1"/>
+            <wp:cNvGraphicFramePr>
+              <a:graphicFrameLocks xmlns:a="http://schemas.openxmlformats.org/drawingml/2006/main" noChangeAspect="1"/>
+            </wp:cNvGraphicFramePr>
+            <a:graphic xmlns:a="http://schemas.openxmlformats.org/drawingml/2006/main">
+              <a:graphicData uri="http://schemas.openxmlformats.org/drawingml/2006/picture">
+                <pic:pic xmlns:pic="http://schemas.openxmlformats.org/drawingml/2006/picture">
+                  <pic:nvPicPr>
+                    <pic:cNvPr id="1" name=""/>
+                    <pic:cNvPicPr/>
+                  </pic:nvPicPr>
+                  <pic:blipFill>
+                    <a:blip r:embed="rId5"/>
+                    <a:stretch>
+                      <a:fillRect/>
+                    </a:stretch>
+                  </pic:blipFill>
+                  <pic:spPr>
+                    <a:xfrm>
+                      <a:off x="0" y="0"/>
+                      <a:ext cx="5731510" cy="4297680"/>
+                    </a:xfrm>
+                    <a:prstGeom prst="rect">
+                      <a:avLst/>
+                    </a:prstGeom>
+                  </pic:spPr>
+                </pic:pic>
+              </a:graphicData>
+            </a:graphic>
+          </wp:inline>
+        </w:drawing>
+      </w:r>
+    </w:p>
+    <w:p>
+      <w:pPr>
+        <w:rPr>
+          <w:lang w:val="en-US"/>
+        </w:rPr>
+      </w:pPr>
+      <w:r>
+        <w:rPr>
+          <w:noProof/>
+        </w:rPr>
+        <w:drawing>
+          <wp:inline distT="0" distB="0" distL="0" distR="0" wp14:anchorId="7C88459F" wp14:editId="48DF773A">
+            <wp:extent cx="5731510" cy="2786380"/>
+            <wp:effectExtent l="0" t="0" r="2540" b="0"/>
+            <wp:docPr id="2" name="Picture 2"/>
+            <wp:cNvGraphicFramePr>
+              <a:graphicFrameLocks xmlns:a="http://schemas.openxmlformats.org/drawingml/2006/main" noChangeAspect="1"/>
+            </wp:cNvGraphicFramePr>
+            <a:graphic xmlns:a="http://schemas.openxmlformats.org/drawingml/2006/main">
+              <a:graphicData uri="http://schemas.openxmlformats.org/drawingml/2006/picture">
+                <pic:pic xmlns:pic="http://schemas.openxmlformats.org/drawingml/2006/picture">
+                  <pic:nvPicPr>
+                    <pic:cNvPr id="1" name=""/>
+                    <pic:cNvPicPr/>
+                  </pic:nvPicPr>
+                  <pic:blipFill>
+                    <a:blip r:embed="rId6"/>
+                    <a:stretch>
+                      <a:fillRect/>
+                    </a:stretch>
+                  </pic:blipFill>
+                  <pic:spPr>
+                    <a:xfrm>
+                      <a:off x="0" y="0"/>
+                      <a:ext cx="5731510" cy="2786380"/>
+                    </a:xfrm>
+                    <a:prstGeom prst="rect">
+                      <a:avLst/>
+                    </a:prstGeom>
+                  </pic:spPr>
+                </pic:pic>
+              </a:graphicData>
+            </a:graphic>
+          </wp:inline>
+        </w:drawing>
+      </w:r>
+    </w:p>
+    <w:p>
+      <w:pPr>
+        <w:rPr>
+          <w:lang w:val="en-US"/>
+        </w:rPr>
+      </w:pPr>
+      <w:r>
+        <w:rPr>
+          <w:noProof/>
+        </w:rPr>
+        <w:lastRenderedPageBreak/>
+        <w:drawing>
+          <wp:inline distT="0" distB="0" distL="0" distR="0" wp14:anchorId="5F21F47B" wp14:editId="3E43919C">
+            <wp:extent cx="5731510" cy="4498340"/>
+            <wp:effectExtent l="0" t="0" r="2540" b="0"/>
+            <wp:docPr id="3" name="Picture 3"/>
+            <wp:cNvGraphicFramePr>
+              <a:graphicFrameLocks xmlns:a="http://schemas.openxmlformats.org/drawingml/2006/main" noChangeAspect="1"/>
+            </wp:cNvGraphicFramePr>
+            <a:graphic xmlns:a="http://schemas.openxmlformats.org/drawingml/2006/main">
+              <a:graphicData uri="http://schemas.openxmlformats.org/drawingml/2006/picture">
+                <pic:pic xmlns:pic="http://schemas.openxmlformats.org/drawingml/2006/picture">
+                  <pic:nvPicPr>
+                    <pic:cNvPr id="1" name=""/>
+                    <pic:cNvPicPr/>
+                  </pic:nvPicPr>
+                  <pic:blipFill>
+                    <a:blip r:embed="rId7"/>
+                    <a:stretch>
+                      <a:fillRect/>
+                    </a:stretch>
+                  </pic:blipFill>
+                  <pic:spPr>
+                    <a:xfrm>
+                      <a:off x="0" y="0"/>
+                      <a:ext cx="5731510" cy="4498340"/>
+                    </a:xfrm>
+                    <a:prstGeom prst="rect">
+                      <a:avLst/>
+                    </a:prstGeom>
+                  </pic:spPr>
+                </pic:pic>
+              </a:graphicData>
+            </a:graphic>
+          </wp:inline>
+        </w:drawing>
+      </w:r>
+      <w:r>
+        <w:rPr>
+          <w:lang w:val="en-US"/>
+        </w:rPr>
+        <w:t>---------------</w:t>
+      </w:r>
+    </w:p>
+    <w:p>
+      <w:pPr>
+        <w:rPr>
+          <w:lang w:val="en-US"/>
+        </w:rPr>
+      </w:pPr>
+      <w:r>
+        <w:rPr>
+          <w:lang w:val="en-US"/>
+        </w:rPr>
+        <w:t>CSS</w:t>
+      </w:r>
+    </w:p>
+    <w:p>
+      <w:pPr>
+        <w:rPr>
+          <w:lang w:val="en-US"/>
+        </w:rPr>
+      </w:pPr>
+      <w:r>
+        <w:rPr>
+          <w:noProof/>
+        </w:rPr>
+        <w:lastRenderedPageBreak/>
+        <w:drawing>
+          <wp:inline distT="0" distB="0" distL="0" distR="0" wp14:anchorId="2E7B09EC" wp14:editId="4975B9A5">
+            <wp:extent cx="5731510" cy="4161155"/>
+            <wp:effectExtent l="0" t="0" r="2540" b="0"/>
+            <wp:docPr id="4" name="Picture 4"/>
+            <wp:cNvGraphicFramePr>
+              <a:graphicFrameLocks xmlns:a="http://schemas.openxmlformats.org/drawingml/2006/main" noChangeAspect="1"/>
+            </wp:cNvGraphicFramePr>
+            <a:graphic xmlns:a="http://schemas.openxmlformats.org/drawingml/2006/main">
+              <a:graphicData uri="http://schemas.openxmlformats.org/drawingml/2006/picture">
+                <pic:pic xmlns:pic="http://schemas.openxmlformats.org/drawingml/2006/picture">
+                  <pic:nvPicPr>
+                    <pic:cNvPr id="1" name=""/>
+                    <pic:cNvPicPr/>
+                  </pic:nvPicPr>
+                  <pic:blipFill>
+                    <a:blip r:embed="rId8"/>
+                    <a:stretch>
+                      <a:fillRect/>
+                    </a:stretch>
+                  </pic:blipFill>
+                  <pic:spPr>
+                    <a:xfrm>
+                      <a:off x="0" y="0"/>
+                      <a:ext cx="5731510" cy="4161155"/>
+                    </a:xfrm>
+                    <a:prstGeom prst="rect">
+                      <a:avLst/>
+                    </a:prstGeom>
+                  </pic:spPr>
+                </pic:pic>
+              </a:graphicData>
+            </a:graphic>
+          </wp:inline>
+        </w:drawing>
+      </w:r>
+    </w:p>
+    <w:p>
+      <w:pPr>
+        <w:rPr>
+          <w:lang w:val="en-US"/>
+        </w:rPr>
+      </w:pPr>
+    </w:p>
+    <w:p>
+      <w:pPr>
+        <w:rPr>
+          <w:lang w:val="en-US"/>
+        </w:rPr>
+      </w:pPr>
+      <w:r>
+        <w:rPr>
+          <w:lang w:val="en-US"/>
+        </w:rPr>
+        <w:t>BOOTSTRAP</w:t>
+      </w:r>
+    </w:p>
+    <w:p>
+      <w:pPr>
+        <w:rPr>
+          <w:lang w:val="en-US"/>
+        </w:rPr>
+      </w:pPr>
+      <w:r>
+        <w:rPr>
+          <w:noProof/>
+        </w:rPr>
+        <w:drawing>
+          <wp:inline distT="0" distB="0" distL="0" distR="0" wp14:anchorId="7317887D" wp14:editId="3955E3F2">
+            <wp:extent cx="5731510" cy="1044575"/>
+            <wp:effectExtent l="0" t="0" r="2540" b="3175"/>
+            <wp:docPr id="5" name="Picture 5"/>
+            <wp:cNvGraphicFramePr>
+              <a:graphicFrameLocks xmlns:a="http://schemas.openxmlformats.org/drawingml/2006/main" noChangeAspect="1"/>
+            </wp:cNvGraphicFramePr>
+            <a:graphic xmlns:a="http://schemas.openxmlformats.org/drawingml/2006/main">
+              <a:graphicData uri="http://schemas.openxmlformats.org/drawingml/2006/picture">
+                <pic:pic xmlns:pic="http://schemas.openxmlformats.org/drawingml/2006/picture">
+                  <pic:nvPicPr>
+                    <pic:cNvPr id="1" name=""/>
+                    <pic:cNvPicPr/>
+                  </pic:nvPicPr>
+                  <pic:blipFill>
+                    <a:blip r:embed="rId9"/>
+                    <a:stretch>
+                      <a:fillRect/>
+                    </a:stretch>
+                  </pic:blipFill>
+                  <pic:spPr>
+                    <a:xfrm>
+                      <a:off x="0" y="0"/>
+                      <a:ext cx="5731510" cy="1044575"/>
+                    </a:xfrm>
+                    <a:prstGeom prst="rect">
+                      <a:avLst/>
+                    </a:prstGeom>
+                  </pic:spPr>
+                </pic:pic>
+              </a:graphicData>
+            </a:graphic>
+          </wp:inline>
+        </w:drawing>
+      </w:r>
     </w:p>
     <w:sectPr>
       <w:pgSz w:w="11906" w:h="16838"/>
